--- a/Course/5 Reference Guides/Glossary.docx
+++ b/Course/5 Reference Guides/Glossary.docx
@@ -7,20 +7,33 @@
         <w:pStyle w:val="Heading1"/>
       </w:pPr>
       <w:r>
+        <w:rPr>
+          <w:b w:val="0"/>
+          <w:i w:val="0"/>
+        </w:rPr>
         <w:t>Master Glossary — Exam-Ready Definitions (OCR H446)</w:t>
       </w:r>
     </w:p>
     <w:p>
       <w:r>
+        <w:rPr>
+          <w:b w:val="0"/>
+          <w:i w:val="0"/>
+        </w:rPr>
         <w:t xml:space="preserve">Precise definitions win AO1 marks and underpin everything else. Use this for </w:t>
       </w:r>
       <w:r>
         <w:rPr>
           <w:b/>
+          <w:i w:val="0"/>
         </w:rPr>
         <w:t>daily quick-fire retrieval</w:t>
       </w:r>
       <w:r>
+        <w:rPr>
+          <w:b w:val="0"/>
+          <w:i w:val="0"/>
+        </w:rPr>
         <w:t>: cover the right column, read the term, say the definition aloud, then check. Definitions are written to match the language OCR mark schemes reward.</w:t>
       </w:r>
     </w:p>
@@ -30,6 +43,10 @@
         <w:shd w:fill="FFF8E7"/>
       </w:pPr>
       <w:r>
+        <w:rPr>
+          <w:b w:val="0"/>
+          <w:i w:val="0"/>
+        </w:rPr>
         <w:t>Tip: don't just read it — test yourself. Recall, then check.</w:t>
       </w:r>
     </w:p>
@@ -45,6 +62,10 @@
         <w:pStyle w:val="Heading2"/>
       </w:pPr>
       <w:r>
+        <w:rPr>
+          <w:b w:val="0"/>
+          <w:i w:val="0"/>
+        </w:rPr>
         <w:t>Component 01 — Computer Systems</w:t>
       </w:r>
     </w:p>
@@ -53,6 +74,10 @@
         <w:pStyle w:val="Heading3"/>
       </w:pPr>
       <w:r>
+        <w:rPr>
+          <w:b w:val="0"/>
+          <w:i w:val="0"/>
+        </w:rPr>
         <w:t>1.1 Processors, input/output, storage</w:t>
       </w:r>
     </w:p>
@@ -81,6 +106,7 @@
             <w:r>
               <w:rPr>
                 <w:b/>
+                <w:i w:val="0"/>
               </w:rPr>
               <w:t>Term</w:t>
             </w:r>
@@ -100,6 +126,7 @@
             <w:r>
               <w:rPr>
                 <w:b/>
+                <w:i w:val="0"/>
               </w:rPr>
               <w:t>Definition</w:t>
             </w:r>
@@ -116,10 +143,15 @@
             <w:r>
               <w:rPr>
                 <w:b/>
+                <w:i w:val="0"/>
               </w:rPr>
               <w:t>ALU</w:t>
             </w:r>
             <w:r>
+              <w:rPr>
+                <w:b w:val="0"/>
+                <w:i w:val="0"/>
+              </w:rPr>
               <w:t xml:space="preserve"> (Arithmetic Logic Unit)</w:t>
             </w:r>
           </w:p>
@@ -131,6 +163,10 @@
           <w:p>
             <w:r/>
             <w:r>
+              <w:rPr>
+                <w:b w:val="0"/>
+                <w:i w:val="0"/>
+              </w:rPr>
               <w:t>Part of the CPU that performs arithmetic and logical operations.</w:t>
             </w:r>
           </w:p>
@@ -146,6 +182,7 @@
             <w:r>
               <w:rPr>
                 <w:b/>
+                <w:i w:val="0"/>
               </w:rPr>
               <w:t>Control Unit (CU)</w:t>
             </w:r>
@@ -158,6 +195,10 @@
           <w:p>
             <w:r/>
             <w:r>
+              <w:rPr>
+                <w:b w:val="0"/>
+                <w:i w:val="0"/>
+              </w:rPr>
               <w:t>Directs the operation of the processor; decodes instructions and coordinates components using control signals.</w:t>
             </w:r>
           </w:p>
@@ -173,6 +214,7 @@
             <w:r>
               <w:rPr>
                 <w:b/>
+                <w:i w:val="0"/>
               </w:rPr>
               <w:t>Register</w:t>
             </w:r>
@@ -185,6 +227,10 @@
           <w:p>
             <w:r/>
             <w:r>
+              <w:rPr>
+                <w:b w:val="0"/>
+                <w:i w:val="0"/>
+              </w:rPr>
               <w:t>A small, very fast storage location inside the CPU.</w:t>
             </w:r>
           </w:p>
@@ -200,10 +246,15 @@
             <w:r>
               <w:rPr>
                 <w:b/>
+                <w:i w:val="0"/>
               </w:rPr>
               <w:t>PC</w:t>
             </w:r>
             <w:r>
+              <w:rPr>
+                <w:b w:val="0"/>
+                <w:i w:val="0"/>
+              </w:rPr>
               <w:t xml:space="preserve"> (Program Counter)</w:t>
             </w:r>
           </w:p>
@@ -215,6 +266,10 @@
           <w:p>
             <w:r/>
             <w:r>
+              <w:rPr>
+                <w:b w:val="0"/>
+                <w:i w:val="0"/>
+              </w:rPr>
               <w:t>Holds the address of the next instruction to be fetched.</w:t>
             </w:r>
           </w:p>
@@ -230,10 +285,15 @@
             <w:r>
               <w:rPr>
                 <w:b/>
+                <w:i w:val="0"/>
               </w:rPr>
               <w:t>MAR</w:t>
             </w:r>
             <w:r>
+              <w:rPr>
+                <w:b w:val="0"/>
+                <w:i w:val="0"/>
+              </w:rPr>
               <w:t xml:space="preserve"> (Memory Address Register)</w:t>
             </w:r>
           </w:p>
@@ -245,6 +305,10 @@
           <w:p>
             <w:r/>
             <w:r>
+              <w:rPr>
+                <w:b w:val="0"/>
+                <w:i w:val="0"/>
+              </w:rPr>
               <w:t>Holds the address of the memory location to be read from or written to.</w:t>
             </w:r>
           </w:p>
@@ -260,10 +324,15 @@
             <w:r>
               <w:rPr>
                 <w:b/>
+                <w:i w:val="0"/>
               </w:rPr>
               <w:t>MDR</w:t>
             </w:r>
             <w:r>
+              <w:rPr>
+                <w:b w:val="0"/>
+                <w:i w:val="0"/>
+              </w:rPr>
               <w:t xml:space="preserve"> (Memory Data Register)</w:t>
             </w:r>
           </w:p>
@@ -275,6 +344,10 @@
           <w:p>
             <w:r/>
             <w:r>
+              <w:rPr>
+                <w:b w:val="0"/>
+                <w:i w:val="0"/>
+              </w:rPr>
               <w:t>Holds the data or instruction that has been fetched from / is to be written to memory.</w:t>
             </w:r>
           </w:p>
@@ -290,10 +363,15 @@
             <w:r>
               <w:rPr>
                 <w:b/>
+                <w:i w:val="0"/>
               </w:rPr>
               <w:t>CIR</w:t>
             </w:r>
             <w:r>
+              <w:rPr>
+                <w:b w:val="0"/>
+                <w:i w:val="0"/>
+              </w:rPr>
               <w:t xml:space="preserve"> (Current Instruction Register)</w:t>
             </w:r>
           </w:p>
@@ -305,6 +383,10 @@
           <w:p>
             <w:r/>
             <w:r>
+              <w:rPr>
+                <w:b w:val="0"/>
+                <w:i w:val="0"/>
+              </w:rPr>
               <w:t>Holds the instruction currently being decoded/executed.</w:t>
             </w:r>
           </w:p>
@@ -320,10 +402,15 @@
             <w:r>
               <w:rPr>
                 <w:b/>
+                <w:i w:val="0"/>
               </w:rPr>
               <w:t>ACC</w:t>
             </w:r>
             <w:r>
+              <w:rPr>
+                <w:b w:val="0"/>
+                <w:i w:val="0"/>
+              </w:rPr>
               <w:t xml:space="preserve"> (Accumulator)</w:t>
             </w:r>
           </w:p>
@@ -335,6 +422,10 @@
           <w:p>
             <w:r/>
             <w:r>
+              <w:rPr>
+                <w:b w:val="0"/>
+                <w:i w:val="0"/>
+              </w:rPr>
               <w:t>Stores the intermediate results of calculations in the ALU.</w:t>
             </w:r>
           </w:p>
@@ -350,6 +441,7 @@
             <w:r>
               <w:rPr>
                 <w:b/>
+                <w:i w:val="0"/>
               </w:rPr>
               <w:t>Fetch–Decode–Execute cycle</w:t>
             </w:r>
@@ -362,6 +454,10 @@
           <w:p>
             <w:r/>
             <w:r>
+              <w:rPr>
+                <w:b w:val="0"/>
+                <w:i w:val="0"/>
+              </w:rPr>
               <w:t>The continuous cycle by which the CPU retrieves, interprets and carries out instructions.</w:t>
             </w:r>
           </w:p>
@@ -377,6 +473,7 @@
             <w:r>
               <w:rPr>
                 <w:b/>
+                <w:i w:val="0"/>
               </w:rPr>
               <w:t>Cache</w:t>
             </w:r>
@@ -389,6 +486,10 @@
           <w:p>
             <w:r/>
             <w:r>
+              <w:rPr>
+                <w:b w:val="0"/>
+                <w:i w:val="0"/>
+              </w:rPr>
               <w:t>Small, fast memory close to the CPU that stores frequently/recently used data and instructions to reduce access time.</w:t>
             </w:r>
           </w:p>
@@ -404,6 +505,7 @@
             <w:r>
               <w:rPr>
                 <w:b/>
+                <w:i w:val="0"/>
               </w:rPr>
               <w:t>Clock speed</w:t>
             </w:r>
@@ -416,6 +518,10 @@
           <w:p>
             <w:r/>
             <w:r>
+              <w:rPr>
+                <w:b w:val="0"/>
+                <w:i w:val="0"/>
+              </w:rPr>
               <w:t>The number of FDE cycles a processor can perform per second (measured in Hz).</w:t>
             </w:r>
           </w:p>
@@ -431,6 +537,7 @@
             <w:r>
               <w:rPr>
                 <w:b/>
+                <w:i w:val="0"/>
               </w:rPr>
               <w:t>Core</w:t>
             </w:r>
@@ -443,6 +550,10 @@
           <w:p>
             <w:r/>
             <w:r>
+              <w:rPr>
+                <w:b w:val="0"/>
+                <w:i w:val="0"/>
+              </w:rPr>
               <w:t>An independent processing unit within a CPU capable of executing instructions.</w:t>
             </w:r>
           </w:p>
@@ -458,6 +569,7 @@
             <w:r>
               <w:rPr>
                 <w:b/>
+                <w:i w:val="0"/>
               </w:rPr>
               <w:t>Pipelining</w:t>
             </w:r>
@@ -470,6 +582,10 @@
           <w:p>
             <w:r/>
             <w:r>
+              <w:rPr>
+                <w:b w:val="0"/>
+                <w:i w:val="0"/>
+              </w:rPr>
               <w:t>Overlapping the fetch, decode and execute of multiple instructions to increase throughput.</w:t>
             </w:r>
           </w:p>
@@ -485,6 +601,7 @@
             <w:r>
               <w:rPr>
                 <w:b/>
+                <w:i w:val="0"/>
               </w:rPr>
               <w:t>Von Neumann architecture</w:t>
             </w:r>
@@ -497,6 +614,10 @@
           <w:p>
             <w:r/>
             <w:r>
+              <w:rPr>
+                <w:b w:val="0"/>
+                <w:i w:val="0"/>
+              </w:rPr>
               <w:t>An architecture where data and instructions share the same memory and bus.</w:t>
             </w:r>
           </w:p>
@@ -512,6 +633,7 @@
             <w:r>
               <w:rPr>
                 <w:b/>
+                <w:i w:val="0"/>
               </w:rPr>
               <w:t>Harvard architecture</w:t>
             </w:r>
@@ -524,6 +646,10 @@
           <w:p>
             <w:r/>
             <w:r>
+              <w:rPr>
+                <w:b w:val="0"/>
+                <w:i w:val="0"/>
+              </w:rPr>
               <w:t>An architecture with separate memory and buses for data and instructions.</w:t>
             </w:r>
           </w:p>
@@ -539,6 +665,7 @@
             <w:r>
               <w:rPr>
                 <w:b/>
+                <w:i w:val="0"/>
               </w:rPr>
               <w:t>CISC</w:t>
             </w:r>
@@ -551,6 +678,10 @@
           <w:p>
             <w:r/>
             <w:r>
+              <w:rPr>
+                <w:b w:val="0"/>
+                <w:i w:val="0"/>
+              </w:rPr>
               <w:t>Complex Instruction Set Computer — many, complex instructions.</w:t>
             </w:r>
           </w:p>
@@ -566,6 +697,7 @@
             <w:r>
               <w:rPr>
                 <w:b/>
+                <w:i w:val="0"/>
               </w:rPr>
               <w:t>RISC</w:t>
             </w:r>
@@ -578,6 +710,10 @@
           <w:p>
             <w:r/>
             <w:r>
+              <w:rPr>
+                <w:b w:val="0"/>
+                <w:i w:val="0"/>
+              </w:rPr>
               <w:t>Reduced Instruction Set Computer — fewer, simple instructions executed quickly.</w:t>
             </w:r>
           </w:p>
@@ -593,6 +729,7 @@
             <w:r>
               <w:rPr>
                 <w:b/>
+                <w:i w:val="0"/>
               </w:rPr>
               <w:t>GPU</w:t>
             </w:r>
@@ -605,6 +742,10 @@
           <w:p>
             <w:r/>
             <w:r>
+              <w:rPr>
+                <w:b w:val="0"/>
+                <w:i w:val="0"/>
+              </w:rPr>
               <w:t>Graphics Processing Unit — many cores optimised for parallel tasks (e.g. graphics, ML).</w:t>
             </w:r>
           </w:p>
@@ -617,6 +758,10 @@
         <w:pStyle w:val="Heading3"/>
       </w:pPr>
       <w:r>
+        <w:rPr>
+          <w:b w:val="0"/>
+          <w:i w:val="0"/>
+        </w:rPr>
         <w:t>1.2 Software &amp; software development</w:t>
       </w:r>
     </w:p>
@@ -645,6 +790,7 @@
             <w:r>
               <w:rPr>
                 <w:b/>
+                <w:i w:val="0"/>
               </w:rPr>
               <w:t>Term</w:t>
             </w:r>
@@ -664,6 +810,7 @@
             <w:r>
               <w:rPr>
                 <w:b/>
+                <w:i w:val="0"/>
               </w:rPr>
               <w:t>Definition</w:t>
             </w:r>
@@ -680,6 +827,7 @@
             <w:r>
               <w:rPr>
                 <w:b/>
+                <w:i w:val="0"/>
               </w:rPr>
               <w:t>Operating system</w:t>
             </w:r>
@@ -692,6 +840,10 @@
           <w:p>
             <w:r/>
             <w:r>
+              <w:rPr>
+                <w:b w:val="0"/>
+                <w:i w:val="0"/>
+              </w:rPr>
               <w:t>Software that manages hardware and software resources and provides services for programs.</w:t>
             </w:r>
           </w:p>
@@ -707,6 +859,7 @@
             <w:r>
               <w:rPr>
                 <w:b/>
+                <w:i w:val="0"/>
               </w:rPr>
               <w:t>Virtual memory</w:t>
             </w:r>
@@ -719,6 +872,10 @@
           <w:p>
             <w:r/>
             <w:r>
+              <w:rPr>
+                <w:b w:val="0"/>
+                <w:i w:val="0"/>
+              </w:rPr>
               <w:t>Using secondary storage as an extension of RAM when RAM is full.</w:t>
             </w:r>
           </w:p>
@@ -734,6 +891,7 @@
             <w:r>
               <w:rPr>
                 <w:b/>
+                <w:i w:val="0"/>
               </w:rPr>
               <w:t>Paging</w:t>
             </w:r>
@@ -746,6 +904,10 @@
           <w:p>
             <w:r/>
             <w:r>
+              <w:rPr>
+                <w:b w:val="0"/>
+                <w:i w:val="0"/>
+              </w:rPr>
               <w:t>Dividing memory into fixed-size blocks (pages) for memory management.</w:t>
             </w:r>
           </w:p>
@@ -761,6 +923,7 @@
             <w:r>
               <w:rPr>
                 <w:b/>
+                <w:i w:val="0"/>
               </w:rPr>
               <w:t>Interrupt</w:t>
             </w:r>
@@ -773,6 +936,10 @@
           <w:p>
             <w:r/>
             <w:r>
+              <w:rPr>
+                <w:b w:val="0"/>
+                <w:i w:val="0"/>
+              </w:rPr>
               <w:t>A signal to the processor requesting attention, causing the current task to pause.</w:t>
             </w:r>
           </w:p>
@@ -788,6 +955,7 @@
             <w:r>
               <w:rPr>
                 <w:b/>
+                <w:i w:val="0"/>
               </w:rPr>
               <w:t>Scheduling</w:t>
             </w:r>
@@ -800,6 +968,10 @@
           <w:p>
             <w:r/>
             <w:r>
+              <w:rPr>
+                <w:b w:val="0"/>
+                <w:i w:val="0"/>
+              </w:rPr>
               <w:t>The OS deciding which process gets CPU time and when.</w:t>
             </w:r>
           </w:p>
@@ -815,6 +987,7 @@
             <w:r>
               <w:rPr>
                 <w:b/>
+                <w:i w:val="0"/>
               </w:rPr>
               <w:t>Compiler</w:t>
             </w:r>
@@ -827,6 +1000,10 @@
           <w:p>
             <w:r/>
             <w:r>
+              <w:rPr>
+                <w:b w:val="0"/>
+                <w:i w:val="0"/>
+              </w:rPr>
               <w:t>Translates the whole source program into machine code/object code in one go before execution.</w:t>
             </w:r>
           </w:p>
@@ -842,6 +1019,7 @@
             <w:r>
               <w:rPr>
                 <w:b/>
+                <w:i w:val="0"/>
               </w:rPr>
               <w:t>Interpreter</w:t>
             </w:r>
@@ -854,6 +1032,10 @@
           <w:p>
             <w:r/>
             <w:r>
+              <w:rPr>
+                <w:b w:val="0"/>
+                <w:i w:val="0"/>
+              </w:rPr>
               <w:t>Translates and executes source code one line/statement at a time.</w:t>
             </w:r>
           </w:p>
@@ -869,6 +1051,7 @@
             <w:r>
               <w:rPr>
                 <w:b/>
+                <w:i w:val="0"/>
               </w:rPr>
               <w:t>Assembler</w:t>
             </w:r>
@@ -881,6 +1064,10 @@
           <w:p>
             <w:r/>
             <w:r>
+              <w:rPr>
+                <w:b w:val="0"/>
+                <w:i w:val="0"/>
+              </w:rPr>
               <w:t>Translates assembly language into machine code.</w:t>
             </w:r>
           </w:p>
@@ -896,6 +1083,7 @@
             <w:r>
               <w:rPr>
                 <w:b/>
+                <w:i w:val="0"/>
               </w:rPr>
               <w:t>Lexical analysis</w:t>
             </w:r>
@@ -908,6 +1096,10 @@
           <w:p>
             <w:r/>
             <w:r>
+              <w:rPr>
+                <w:b w:val="0"/>
+                <w:i w:val="0"/>
+              </w:rPr>
               <w:t>First stage of compilation: source code is turned into tokens; whitespace/comments removed.</w:t>
             </w:r>
           </w:p>
@@ -923,6 +1115,7 @@
             <w:r>
               <w:rPr>
                 <w:b/>
+                <w:i w:val="0"/>
               </w:rPr>
               <w:t>Syntax analysis</w:t>
             </w:r>
@@ -935,6 +1128,10 @@
           <w:p>
             <w:r/>
             <w:r>
+              <w:rPr>
+                <w:b w:val="0"/>
+                <w:i w:val="0"/>
+              </w:rPr>
               <w:t>Tokens are checked against grammar rules; a parse/syntax tree is built; syntax errors detected.</w:t>
             </w:r>
           </w:p>
@@ -950,6 +1147,7 @@
             <w:r>
               <w:rPr>
                 <w:b/>
+                <w:i w:val="0"/>
               </w:rPr>
               <w:t>Linker</w:t>
             </w:r>
@@ -962,6 +1160,10 @@
           <w:p>
             <w:r/>
             <w:r>
+              <w:rPr>
+                <w:b w:val="0"/>
+                <w:i w:val="0"/>
+              </w:rPr>
               <w:t>Combines compiled modules and library code into one executable.</w:t>
             </w:r>
           </w:p>
@@ -977,6 +1179,7 @@
             <w:r>
               <w:rPr>
                 <w:b/>
+                <w:i w:val="0"/>
               </w:rPr>
               <w:t>Class</w:t>
             </w:r>
@@ -989,6 +1192,10 @@
           <w:p>
             <w:r/>
             <w:r>
+              <w:rPr>
+                <w:b w:val="0"/>
+                <w:i w:val="0"/>
+              </w:rPr>
               <w:t>A template/blueprint defining the attributes and methods of objects.</w:t>
             </w:r>
           </w:p>
@@ -1004,6 +1211,7 @@
             <w:r>
               <w:rPr>
                 <w:b/>
+                <w:i w:val="0"/>
               </w:rPr>
               <w:t>Object</w:t>
             </w:r>
@@ -1016,6 +1224,10 @@
           <w:p>
             <w:r/>
             <w:r>
+              <w:rPr>
+                <w:b w:val="0"/>
+                <w:i w:val="0"/>
+              </w:rPr>
               <w:t>An instance of a class.</w:t>
             </w:r>
           </w:p>
@@ -1031,6 +1243,7 @@
             <w:r>
               <w:rPr>
                 <w:b/>
+                <w:i w:val="0"/>
               </w:rPr>
               <w:t>Encapsulation</w:t>
             </w:r>
@@ -1043,6 +1256,10 @@
           <w:p>
             <w:r/>
             <w:r>
+              <w:rPr>
+                <w:b w:val="0"/>
+                <w:i w:val="0"/>
+              </w:rPr>
               <w:t>Bundling data and methods together and restricting direct access to an object's data.</w:t>
             </w:r>
           </w:p>
@@ -1058,6 +1275,7 @@
             <w:r>
               <w:rPr>
                 <w:b/>
+                <w:i w:val="0"/>
               </w:rPr>
               <w:t>Inheritance</w:t>
             </w:r>
@@ -1070,6 +1288,10 @@
           <w:p>
             <w:r/>
             <w:r>
+              <w:rPr>
+                <w:b w:val="0"/>
+                <w:i w:val="0"/>
+              </w:rPr>
               <w:t>A subclass acquiring the attributes and methods of a parent (super) class.</w:t>
             </w:r>
           </w:p>
@@ -1085,6 +1307,7 @@
             <w:r>
               <w:rPr>
                 <w:b/>
+                <w:i w:val="0"/>
               </w:rPr>
               <w:t>Polymorphism</w:t>
             </w:r>
@@ -1097,6 +1320,10 @@
           <w:p>
             <w:r/>
             <w:r>
+              <w:rPr>
+                <w:b w:val="0"/>
+                <w:i w:val="0"/>
+              </w:rPr>
               <w:t>The ability of objects of different classes to respond to the same method call in their own way.</w:t>
             </w:r>
           </w:p>
@@ -1109,6 +1336,10 @@
         <w:pStyle w:val="Heading3"/>
       </w:pPr>
       <w:r>
+        <w:rPr>
+          <w:b w:val="0"/>
+          <w:i w:val="0"/>
+        </w:rPr>
         <w:t>1.3 Exchanging data</w:t>
       </w:r>
     </w:p>
@@ -1137,6 +1368,7 @@
             <w:r>
               <w:rPr>
                 <w:b/>
+                <w:i w:val="0"/>
               </w:rPr>
               <w:t>Term</w:t>
             </w:r>
@@ -1156,6 +1388,7 @@
             <w:r>
               <w:rPr>
                 <w:b/>
+                <w:i w:val="0"/>
               </w:rPr>
               <w:t>Definition</w:t>
             </w:r>
@@ -1172,6 +1405,7 @@
             <w:r>
               <w:rPr>
                 <w:b/>
+                <w:i w:val="0"/>
               </w:rPr>
               <w:t>Lossless compression</w:t>
             </w:r>
@@ -1184,6 +1418,10 @@
           <w:p>
             <w:r/>
             <w:r>
+              <w:rPr>
+                <w:b w:val="0"/>
+                <w:i w:val="0"/>
+              </w:rPr>
               <w:t>Reducing file size with no loss of data; the original can be perfectly reconstructed.</w:t>
             </w:r>
           </w:p>
@@ -1199,6 +1437,7 @@
             <w:r>
               <w:rPr>
                 <w:b/>
+                <w:i w:val="0"/>
               </w:rPr>
               <w:t>Lossy compression</w:t>
             </w:r>
@@ -1211,6 +1450,10 @@
           <w:p>
             <w:r/>
             <w:r>
+              <w:rPr>
+                <w:b w:val="0"/>
+                <w:i w:val="0"/>
+              </w:rPr>
               <w:t>Reducing file size by permanently removing some (less important) data.</w:t>
             </w:r>
           </w:p>
@@ -1226,6 +1469,7 @@
             <w:r>
               <w:rPr>
                 <w:b/>
+                <w:i w:val="0"/>
               </w:rPr>
               <w:t>Run length encoding (RLE)</w:t>
             </w:r>
@@ -1238,6 +1482,10 @@
           <w:p>
             <w:r/>
             <w:r>
+              <w:rPr>
+                <w:b w:val="0"/>
+                <w:i w:val="0"/>
+              </w:rPr>
               <w:t>Lossless compression that stores runs of repeated values as a value + count.</w:t>
             </w:r>
           </w:p>
@@ -1253,6 +1501,7 @@
             <w:r>
               <w:rPr>
                 <w:b/>
+                <w:i w:val="0"/>
               </w:rPr>
               <w:t>Symmetric encryption</w:t>
             </w:r>
@@ -1265,6 +1514,10 @@
           <w:p>
             <w:r/>
             <w:r>
+              <w:rPr>
+                <w:b w:val="0"/>
+                <w:i w:val="0"/>
+              </w:rPr>
               <w:t>The same key is used to encrypt and decrypt.</w:t>
             </w:r>
           </w:p>
@@ -1280,6 +1533,7 @@
             <w:r>
               <w:rPr>
                 <w:b/>
+                <w:i w:val="0"/>
               </w:rPr>
               <w:t>Asymmetric encryption</w:t>
             </w:r>
@@ -1292,6 +1546,10 @@
           <w:p>
             <w:r/>
             <w:r>
+              <w:rPr>
+                <w:b w:val="0"/>
+                <w:i w:val="0"/>
+              </w:rPr>
               <w:t>A public key encrypts and a separate private key decrypts (or vice versa).</w:t>
             </w:r>
           </w:p>
@@ -1307,6 +1565,7 @@
             <w:r>
               <w:rPr>
                 <w:b/>
+                <w:i w:val="0"/>
               </w:rPr>
               <w:t>Hashing</w:t>
             </w:r>
@@ -1319,6 +1578,10 @@
           <w:p>
             <w:r/>
             <w:r>
+              <w:rPr>
+                <w:b w:val="0"/>
+                <w:i w:val="0"/>
+              </w:rPr>
               <w:t>Applying a function to data to produce a fixed-size value; one-way and not reversible.</w:t>
             </w:r>
           </w:p>
@@ -1334,6 +1597,7 @@
             <w:r>
               <w:rPr>
                 <w:b/>
+                <w:i w:val="0"/>
               </w:rPr>
               <w:t>Primary key</w:t>
             </w:r>
@@ -1346,6 +1610,10 @@
           <w:p>
             <w:r/>
             <w:r>
+              <w:rPr>
+                <w:b w:val="0"/>
+                <w:i w:val="0"/>
+              </w:rPr>
               <w:t>An attribute (or set) that uniquely identifies each record in a table.</w:t>
             </w:r>
           </w:p>
@@ -1361,6 +1629,7 @@
             <w:r>
               <w:rPr>
                 <w:b/>
+                <w:i w:val="0"/>
               </w:rPr>
               <w:t>Foreign key</w:t>
             </w:r>
@@ -1373,6 +1642,10 @@
           <w:p>
             <w:r/>
             <w:r>
+              <w:rPr>
+                <w:b w:val="0"/>
+                <w:i w:val="0"/>
+              </w:rPr>
               <w:t>An attribute in one table that is the primary key in another, linking the tables.</w:t>
             </w:r>
           </w:p>
@@ -1388,6 +1661,7 @@
             <w:r>
               <w:rPr>
                 <w:b/>
+                <w:i w:val="0"/>
               </w:rPr>
               <w:t>Normalisation</w:t>
             </w:r>
@@ -1400,6 +1674,10 @@
           <w:p>
             <w:r/>
             <w:r>
+              <w:rPr>
+                <w:b w:val="0"/>
+                <w:i w:val="0"/>
+              </w:rPr>
               <w:t>Organising data in tables to reduce redundancy and avoid anomalies.</w:t>
             </w:r>
           </w:p>
@@ -1415,6 +1693,7 @@
             <w:r>
               <w:rPr>
                 <w:b/>
+                <w:i w:val="0"/>
               </w:rPr>
               <w:t>Referential integrity</w:t>
             </w:r>
@@ -1427,6 +1706,10 @@
           <w:p>
             <w:r/>
             <w:r>
+              <w:rPr>
+                <w:b w:val="0"/>
+                <w:i w:val="0"/>
+              </w:rPr>
               <w:t>Ensuring relationships between tables remain consistent (no orphaned foreign keys).</w:t>
             </w:r>
           </w:p>
@@ -1442,6 +1725,7 @@
             <w:r>
               <w:rPr>
                 <w:b/>
+                <w:i w:val="0"/>
               </w:rPr>
               <w:t>ACID</w:t>
             </w:r>
@@ -1454,6 +1738,10 @@
           <w:p>
             <w:r/>
             <w:r>
+              <w:rPr>
+                <w:b w:val="0"/>
+                <w:i w:val="0"/>
+              </w:rPr>
               <w:t>Atomicity, Consistency, Isolation, Durability — properties guaranteeing reliable transactions.</w:t>
             </w:r>
           </w:p>
@@ -1469,6 +1757,7 @@
             <w:r>
               <w:rPr>
                 <w:b/>
+                <w:i w:val="0"/>
               </w:rPr>
               <w:t>Protocol</w:t>
             </w:r>
@@ -1481,6 +1770,10 @@
           <w:p>
             <w:r/>
             <w:r>
+              <w:rPr>
+                <w:b w:val="0"/>
+                <w:i w:val="0"/>
+              </w:rPr>
               <w:t>A set of rules governing communication between devices.</w:t>
             </w:r>
           </w:p>
@@ -1496,6 +1789,7 @@
             <w:r>
               <w:rPr>
                 <w:b/>
+                <w:i w:val="0"/>
               </w:rPr>
               <w:t>TCP/IP stack</w:t>
             </w:r>
@@ -1508,6 +1802,10 @@
           <w:p>
             <w:r/>
             <w:r>
+              <w:rPr>
+                <w:b w:val="0"/>
+                <w:i w:val="0"/>
+              </w:rPr>
               <w:t>A layered model (application, transport, network/internet, link) for network communication.</w:t>
             </w:r>
           </w:p>
@@ -1523,6 +1821,7 @@
             <w:r>
               <w:rPr>
                 <w:b/>
+                <w:i w:val="0"/>
               </w:rPr>
               <w:t>DNS</w:t>
             </w:r>
@@ -1535,6 +1834,10 @@
           <w:p>
             <w:r/>
             <w:r>
+              <w:rPr>
+                <w:b w:val="0"/>
+                <w:i w:val="0"/>
+              </w:rPr>
               <w:t>Domain Name System — translates domain names into IP addresses.</w:t>
             </w:r>
           </w:p>
@@ -1550,6 +1853,7 @@
             <w:r>
               <w:rPr>
                 <w:b/>
+                <w:i w:val="0"/>
               </w:rPr>
               <w:t>Packet switching</w:t>
             </w:r>
@@ -1562,6 +1866,10 @@
           <w:p>
             <w:r/>
             <w:r>
+              <w:rPr>
+                <w:b w:val="0"/>
+                <w:i w:val="0"/>
+              </w:rPr>
               <w:t>Splitting data into packets routed independently across a network.</w:t>
             </w:r>
           </w:p>
@@ -1574,6 +1882,10 @@
         <w:pStyle w:val="Heading3"/>
       </w:pPr>
       <w:r>
+        <w:rPr>
+          <w:b w:val="0"/>
+          <w:i w:val="0"/>
+        </w:rPr>
         <w:t>1.4 Data, structures, Boolean</w:t>
       </w:r>
     </w:p>
@@ -1602,6 +1914,7 @@
             <w:r>
               <w:rPr>
                 <w:b/>
+                <w:i w:val="0"/>
               </w:rPr>
               <w:t>Term</w:t>
             </w:r>
@@ -1621,6 +1934,7 @@
             <w:r>
               <w:rPr>
                 <w:b/>
+                <w:i w:val="0"/>
               </w:rPr>
               <w:t>Definition</w:t>
             </w:r>
@@ -1637,6 +1951,7 @@
             <w:r>
               <w:rPr>
                 <w:b/>
+                <w:i w:val="0"/>
               </w:rPr>
               <w:t>Two's complement</w:t>
             </w:r>
@@ -1649,6 +1964,10 @@
           <w:p>
             <w:r/>
             <w:r>
+              <w:rPr>
+                <w:b w:val="0"/>
+                <w:i w:val="0"/>
+              </w:rPr>
               <w:t>A method of representing signed integers where the most significant bit has a negative place value.</w:t>
             </w:r>
           </w:p>
@@ -1664,6 +1983,7 @@
             <w:r>
               <w:rPr>
                 <w:b/>
+                <w:i w:val="0"/>
               </w:rPr>
               <w:t>Floating point</w:t>
             </w:r>
@@ -1676,6 +1996,10 @@
           <w:p>
             <w:r/>
             <w:r>
+              <w:rPr>
+                <w:b w:val="0"/>
+                <w:i w:val="0"/>
+              </w:rPr>
               <w:t>Representing real numbers as a mantissa and an exponent.</w:t>
             </w:r>
           </w:p>
@@ -1691,6 +2015,7 @@
             <w:r>
               <w:rPr>
                 <w:b/>
+                <w:i w:val="0"/>
               </w:rPr>
               <w:t>Normalisation (floating point)</w:t>
             </w:r>
@@ -1703,6 +2028,10 @@
           <w:p>
             <w:r/>
             <w:r>
+              <w:rPr>
+                <w:b w:val="0"/>
+                <w:i w:val="0"/>
+              </w:rPr>
               <w:t>Adjusting mantissa/exponent to maximise precision (mantissa starts 0.1 or 1.0 in sign-magnitude form).</w:t>
             </w:r>
           </w:p>
@@ -1718,6 +2047,7 @@
             <w:r>
               <w:rPr>
                 <w:b/>
+                <w:i w:val="0"/>
               </w:rPr>
               <w:t>Array</w:t>
             </w:r>
@@ -1730,6 +2060,10 @@
           <w:p>
             <w:r/>
             <w:r>
+              <w:rPr>
+                <w:b w:val="0"/>
+                <w:i w:val="0"/>
+              </w:rPr>
               <w:t>An ordered, finite set of elements of the same data type accessed by index.</w:t>
             </w:r>
           </w:p>
@@ -1745,6 +2079,7 @@
             <w:r>
               <w:rPr>
                 <w:b/>
+                <w:i w:val="0"/>
               </w:rPr>
               <w:t>Record</w:t>
             </w:r>
@@ -1757,6 +2092,10 @@
           <w:p>
             <w:r/>
             <w:r>
+              <w:rPr>
+                <w:b w:val="0"/>
+                <w:i w:val="0"/>
+              </w:rPr>
               <w:t>A data structure grouping related fields of possibly different types.</w:t>
             </w:r>
           </w:p>
@@ -1772,6 +2111,7 @@
             <w:r>
               <w:rPr>
                 <w:b/>
+                <w:i w:val="0"/>
               </w:rPr>
               <w:t>Tuple</w:t>
             </w:r>
@@ -1784,6 +2124,10 @@
           <w:p>
             <w:r/>
             <w:r>
+              <w:rPr>
+                <w:b w:val="0"/>
+                <w:i w:val="0"/>
+              </w:rPr>
               <w:t>An ordered, immutable set of values.</w:t>
             </w:r>
           </w:p>
@@ -1799,6 +2143,7 @@
             <w:r>
               <w:rPr>
                 <w:b/>
+                <w:i w:val="0"/>
               </w:rPr>
               <w:t>Linked list</w:t>
             </w:r>
@@ -1811,6 +2156,10 @@
           <w:p>
             <w:r/>
             <w:r>
+              <w:rPr>
+                <w:b w:val="0"/>
+                <w:i w:val="0"/>
+              </w:rPr>
               <w:t>A dynamic structure of nodes where each node holds data and a pointer to the next node.</w:t>
             </w:r>
           </w:p>
@@ -1826,6 +2175,7 @@
             <w:r>
               <w:rPr>
                 <w:b/>
+                <w:i w:val="0"/>
               </w:rPr>
               <w:t>Stack</w:t>
             </w:r>
@@ -1838,6 +2188,10 @@
           <w:p>
             <w:r/>
             <w:r>
+              <w:rPr>
+                <w:b w:val="0"/>
+                <w:i w:val="0"/>
+              </w:rPr>
               <w:t>A LIFO (last-in, first-out) structure; push/pop at the top.</w:t>
             </w:r>
           </w:p>
@@ -1853,6 +2207,7 @@
             <w:r>
               <w:rPr>
                 <w:b/>
+                <w:i w:val="0"/>
               </w:rPr>
               <w:t>Queue</w:t>
             </w:r>
@@ -1865,6 +2220,10 @@
           <w:p>
             <w:r/>
             <w:r>
+              <w:rPr>
+                <w:b w:val="0"/>
+                <w:i w:val="0"/>
+              </w:rPr>
               <w:t>A FIFO (first-in, first-out) structure; enqueue at the rear, dequeue at the front.</w:t>
             </w:r>
           </w:p>
@@ -1880,6 +2239,7 @@
             <w:r>
               <w:rPr>
                 <w:b/>
+                <w:i w:val="0"/>
               </w:rPr>
               <w:t>Binary search tree</w:t>
             </w:r>
@@ -1892,6 +2252,10 @@
           <w:p>
             <w:r/>
             <w:r>
+              <w:rPr>
+                <w:b w:val="0"/>
+                <w:i w:val="0"/>
+              </w:rPr>
               <w:t>A tree where each left child &lt; parent &lt; each right child, enabling fast search.</w:t>
             </w:r>
           </w:p>
@@ -1907,6 +2271,7 @@
             <w:r>
               <w:rPr>
                 <w:b/>
+                <w:i w:val="0"/>
               </w:rPr>
               <w:t>Hash table</w:t>
             </w:r>
@@ -1919,6 +2284,10 @@
           <w:p>
             <w:r/>
             <w:r>
+              <w:rPr>
+                <w:b w:val="0"/>
+                <w:i w:val="0"/>
+              </w:rPr>
               <w:t>A structure mapping keys to values via a hash function for fast lookup.</w:t>
             </w:r>
           </w:p>
@@ -1934,6 +2303,7 @@
             <w:r>
               <w:rPr>
                 <w:b/>
+                <w:i w:val="0"/>
               </w:rPr>
               <w:t>Logic gate</w:t>
             </w:r>
@@ -1946,6 +2316,10 @@
           <w:p>
             <w:r/>
             <w:r>
+              <w:rPr>
+                <w:b w:val="0"/>
+                <w:i w:val="0"/>
+              </w:rPr>
               <w:t>A circuit implementing a Boolean operation (AND, OR, NOT, XOR, NAND, NOR).</w:t>
             </w:r>
           </w:p>
@@ -1961,6 +2335,7 @@
             <w:r>
               <w:rPr>
                 <w:b/>
+                <w:i w:val="0"/>
               </w:rPr>
               <w:t>De Morgan's laws</w:t>
             </w:r>
@@ -1973,6 +2348,10 @@
           <w:p>
             <w:r/>
             <w:r>
+              <w:rPr>
+                <w:b w:val="0"/>
+                <w:i w:val="0"/>
+              </w:rPr>
               <w:t>NOT(A AND B) = NOT A OR NOT B; NOT(A OR B) = NOT A AND NOT B.</w:t>
             </w:r>
           </w:p>
@@ -1988,6 +2367,7 @@
             <w:r>
               <w:rPr>
                 <w:b/>
+                <w:i w:val="0"/>
               </w:rPr>
               <w:t>Half adder</w:t>
             </w:r>
@@ -2000,6 +2380,10 @@
           <w:p>
             <w:r/>
             <w:r>
+              <w:rPr>
+                <w:b w:val="0"/>
+                <w:i w:val="0"/>
+              </w:rPr>
               <w:t>A logic circuit adding two bits, outputting sum and carry.</w:t>
             </w:r>
           </w:p>
@@ -2015,6 +2399,7 @@
             <w:r>
               <w:rPr>
                 <w:b/>
+                <w:i w:val="0"/>
               </w:rPr>
               <w:t>Full adder</w:t>
             </w:r>
@@ -2027,6 +2412,10 @@
           <w:p>
             <w:r/>
             <w:r>
+              <w:rPr>
+                <w:b w:val="0"/>
+                <w:i w:val="0"/>
+              </w:rPr>
               <w:t>Adds two bits plus a carry-in, outputting sum and carry-out.</w:t>
             </w:r>
           </w:p>
@@ -2042,6 +2431,7 @@
             <w:r>
               <w:rPr>
                 <w:b/>
+                <w:i w:val="0"/>
               </w:rPr>
               <w:t>D-type flip-flop</w:t>
             </w:r>
@@ -2054,6 +2444,10 @@
           <w:p>
             <w:r/>
             <w:r>
+              <w:rPr>
+                <w:b w:val="0"/>
+                <w:i w:val="0"/>
+              </w:rPr>
               <w:t>An edge-triggered circuit that stores one bit.</w:t>
             </w:r>
           </w:p>
@@ -2066,6 +2460,10 @@
         <w:pStyle w:val="Heading3"/>
       </w:pPr>
       <w:r>
+        <w:rPr>
+          <w:b w:val="0"/>
+          <w:i w:val="0"/>
+        </w:rPr>
         <w:t>1.5 Legal/moral/ethical</w:t>
       </w:r>
     </w:p>
@@ -2094,6 +2492,7 @@
             <w:r>
               <w:rPr>
                 <w:b/>
+                <w:i w:val="0"/>
               </w:rPr>
               <w:t>Term</w:t>
             </w:r>
@@ -2113,6 +2512,7 @@
             <w:r>
               <w:rPr>
                 <w:b/>
+                <w:i w:val="0"/>
               </w:rPr>
               <w:t>Definition</w:t>
             </w:r>
@@ -2129,6 +2529,7 @@
             <w:r>
               <w:rPr>
                 <w:b/>
+                <w:i w:val="0"/>
               </w:rPr>
               <w:t>Data Protection Act</w:t>
             </w:r>
@@ -2141,6 +2542,10 @@
           <w:p>
             <w:r/>
             <w:r>
+              <w:rPr>
+                <w:b w:val="0"/>
+                <w:i w:val="0"/>
+              </w:rPr>
               <w:t>Legislation governing how organisations collect, store and use personal data.</w:t>
             </w:r>
           </w:p>
@@ -2156,6 +2561,7 @@
             <w:r>
               <w:rPr>
                 <w:b/>
+                <w:i w:val="0"/>
               </w:rPr>
               <w:t>Computer Misuse Act 1990</w:t>
             </w:r>
@@ -2168,6 +2574,10 @@
           <w:p>
             <w:r/>
             <w:r>
+              <w:rPr>
+                <w:b w:val="0"/>
+                <w:i w:val="0"/>
+              </w:rPr>
               <w:t>Legislation criminalising unauthorised access to and modification of computer material.</w:t>
             </w:r>
           </w:p>
@@ -2183,6 +2593,7 @@
             <w:r>
               <w:rPr>
                 <w:b/>
+                <w:i w:val="0"/>
               </w:rPr>
               <w:t>Copyright, Designs and Patents Act 1988</w:t>
             </w:r>
@@ -2195,6 +2606,10 @@
           <w:p>
             <w:r/>
             <w:r>
+              <w:rPr>
+                <w:b w:val="0"/>
+                <w:i w:val="0"/>
+              </w:rPr>
               <w:t>Protects creators' intellectual property from being copied/used without permission.</w:t>
             </w:r>
           </w:p>
@@ -2210,6 +2625,7 @@
             <w:r>
               <w:rPr>
                 <w:b/>
+                <w:i w:val="0"/>
               </w:rPr>
               <w:t>RIPA 2000</w:t>
             </w:r>
@@ -2222,6 +2638,10 @@
           <w:p>
             <w:r/>
             <w:r>
+              <w:rPr>
+                <w:b w:val="0"/>
+                <w:i w:val="0"/>
+              </w:rPr>
               <w:t>Regulates how public bodies carry out surveillance and interception of communications.</w:t>
             </w:r>
           </w:p>
@@ -2241,6 +2661,10 @@
         <w:pStyle w:val="Heading2"/>
       </w:pPr>
       <w:r>
+        <w:rPr>
+          <w:b w:val="0"/>
+          <w:i w:val="0"/>
+        </w:rPr>
         <w:t>Component 02 — Algorithms &amp; Programming</w:t>
       </w:r>
     </w:p>
@@ -2269,6 +2693,7 @@
             <w:r>
               <w:rPr>
                 <w:b/>
+                <w:i w:val="0"/>
               </w:rPr>
               <w:t>Term</w:t>
             </w:r>
@@ -2288,6 +2713,7 @@
             <w:r>
               <w:rPr>
                 <w:b/>
+                <w:i w:val="0"/>
               </w:rPr>
               <w:t>Definition</w:t>
             </w:r>
@@ -2304,6 +2730,7 @@
             <w:r>
               <w:rPr>
                 <w:b/>
+                <w:i w:val="0"/>
               </w:rPr>
               <w:t>Abstraction</w:t>
             </w:r>
@@ -2316,6 +2743,10 @@
           <w:p>
             <w:r/>
             <w:r>
+              <w:rPr>
+                <w:b w:val="0"/>
+                <w:i w:val="0"/>
+              </w:rPr>
               <w:t>Removing/hiding unnecessary detail to focus on the essential features of a problem.</w:t>
             </w:r>
           </w:p>
@@ -2331,6 +2762,7 @@
             <w:r>
               <w:rPr>
                 <w:b/>
+                <w:i w:val="0"/>
               </w:rPr>
               <w:t>Decomposition</w:t>
             </w:r>
@@ -2343,6 +2775,10 @@
           <w:p>
             <w:r/>
             <w:r>
+              <w:rPr>
+                <w:b w:val="0"/>
+                <w:i w:val="0"/>
+              </w:rPr>
               <w:t>Breaking a problem into smaller, more manageable sub-problems.</w:t>
             </w:r>
           </w:p>
@@ -2358,6 +2794,7 @@
             <w:r>
               <w:rPr>
                 <w:b/>
+                <w:i w:val="0"/>
               </w:rPr>
               <w:t>Caching</w:t>
             </w:r>
@@ -2370,6 +2807,10 @@
           <w:p>
             <w:r/>
             <w:r>
+              <w:rPr>
+                <w:b w:val="0"/>
+                <w:i w:val="0"/>
+              </w:rPr>
               <w:t>Storing results/data likely to be needed again to save recomputation/retrieval time.</w:t>
             </w:r>
           </w:p>
@@ -2385,6 +2826,7 @@
             <w:r>
               <w:rPr>
                 <w:b/>
+                <w:i w:val="0"/>
               </w:rPr>
               <w:t>Iteration</w:t>
             </w:r>
@@ -2397,6 +2839,10 @@
           <w:p>
             <w:r/>
             <w:r>
+              <w:rPr>
+                <w:b w:val="0"/>
+                <w:i w:val="0"/>
+              </w:rPr>
               <w:t>Repeating a block of code (count-controlled or condition-controlled).</w:t>
             </w:r>
           </w:p>
@@ -2412,6 +2858,7 @@
             <w:r>
               <w:rPr>
                 <w:b/>
+                <w:i w:val="0"/>
               </w:rPr>
               <w:t>Recursion</w:t>
             </w:r>
@@ -2424,6 +2871,10 @@
           <w:p>
             <w:r/>
             <w:r>
+              <w:rPr>
+                <w:b w:val="0"/>
+                <w:i w:val="0"/>
+              </w:rPr>
               <w:t>A subroutine that calls itself, with a base case to stop and a general case.</w:t>
             </w:r>
           </w:p>
@@ -2439,6 +2890,7 @@
             <w:r>
               <w:rPr>
                 <w:b/>
+                <w:i w:val="0"/>
               </w:rPr>
               <w:t>Base case</w:t>
             </w:r>
@@ -2451,6 +2903,10 @@
           <w:p>
             <w:r/>
             <w:r>
+              <w:rPr>
+                <w:b w:val="0"/>
+                <w:i w:val="0"/>
+              </w:rPr>
               <w:t>The condition that stops recursion.</w:t>
             </w:r>
           </w:p>
@@ -2466,6 +2922,7 @@
             <w:r>
               <w:rPr>
                 <w:b/>
+                <w:i w:val="0"/>
               </w:rPr>
               <w:t>Local variable</w:t>
             </w:r>
@@ -2478,6 +2935,10 @@
           <w:p>
             <w:r/>
             <w:r>
+              <w:rPr>
+                <w:b w:val="0"/>
+                <w:i w:val="0"/>
+              </w:rPr>
               <w:t>A variable accessible only within the subroutine where it is declared.</w:t>
             </w:r>
           </w:p>
@@ -2493,6 +2954,7 @@
             <w:r>
               <w:rPr>
                 <w:b/>
+                <w:i w:val="0"/>
               </w:rPr>
               <w:t>Global variable</w:t>
             </w:r>
@@ -2505,6 +2967,10 @@
           <w:p>
             <w:r/>
             <w:r>
+              <w:rPr>
+                <w:b w:val="0"/>
+                <w:i w:val="0"/>
+              </w:rPr>
               <w:t>A variable accessible throughout the whole program.</w:t>
             </w:r>
           </w:p>
@@ -2520,6 +2986,7 @@
             <w:r>
               <w:rPr>
                 <w:b/>
+                <w:i w:val="0"/>
               </w:rPr>
               <w:t>Procedure</w:t>
             </w:r>
@@ -2532,6 +2999,10 @@
           <w:p>
             <w:r/>
             <w:r>
+              <w:rPr>
+                <w:b w:val="0"/>
+                <w:i w:val="0"/>
+              </w:rPr>
               <w:t>A subroutine that performs a task but does not return a value.</w:t>
             </w:r>
           </w:p>
@@ -2547,6 +3018,7 @@
             <w:r>
               <w:rPr>
                 <w:b/>
+                <w:i w:val="0"/>
               </w:rPr>
               <w:t>Function</w:t>
             </w:r>
@@ -2559,6 +3031,10 @@
           <w:p>
             <w:r/>
             <w:r>
+              <w:rPr>
+                <w:b w:val="0"/>
+                <w:i w:val="0"/>
+              </w:rPr>
               <w:t>A subroutine that returns a value.</w:t>
             </w:r>
           </w:p>
@@ -2574,6 +3050,7 @@
             <w:r>
               <w:rPr>
                 <w:b/>
+                <w:i w:val="0"/>
               </w:rPr>
               <w:t>Pass by value</w:t>
             </w:r>
@@ -2586,6 +3063,10 @@
           <w:p>
             <w:r/>
             <w:r>
+              <w:rPr>
+                <w:b w:val="0"/>
+                <w:i w:val="0"/>
+              </w:rPr>
               <w:t>A copy of the argument is passed; the original is unchanged.</w:t>
             </w:r>
           </w:p>
@@ -2601,6 +3082,7 @@
             <w:r>
               <w:rPr>
                 <w:b/>
+                <w:i w:val="0"/>
               </w:rPr>
               <w:t>Pass by reference</w:t>
             </w:r>
@@ -2613,6 +3095,10 @@
           <w:p>
             <w:r/>
             <w:r>
+              <w:rPr>
+                <w:b w:val="0"/>
+                <w:i w:val="0"/>
+              </w:rPr>
               <w:t>A reference to the argument is passed; the original can be changed.</w:t>
             </w:r>
           </w:p>
@@ -2628,6 +3114,7 @@
             <w:r>
               <w:rPr>
                 <w:b/>
+                <w:i w:val="0"/>
               </w:rPr>
               <w:t>Divide and conquer</w:t>
             </w:r>
@@ -2640,6 +3127,10 @@
           <w:p>
             <w:r/>
             <w:r>
+              <w:rPr>
+                <w:b w:val="0"/>
+                <w:i w:val="0"/>
+              </w:rPr>
               <w:t>Repeatedly breaking a problem into halves/sub-problems to solve it efficiently.</w:t>
             </w:r>
           </w:p>
@@ -2655,6 +3146,7 @@
             <w:r>
               <w:rPr>
                 <w:b/>
+                <w:i w:val="0"/>
               </w:rPr>
               <w:t>Backtracking</w:t>
             </w:r>
@@ -2667,6 +3159,10 @@
           <w:p>
             <w:r/>
             <w:r>
+              <w:rPr>
+                <w:b w:val="0"/>
+                <w:i w:val="0"/>
+              </w:rPr>
               <w:t>Building a solution incrementally and undoing steps that fail to satisfy constraints.</w:t>
             </w:r>
           </w:p>
@@ -2682,6 +3178,7 @@
             <w:r>
               <w:rPr>
                 <w:b/>
+                <w:i w:val="0"/>
               </w:rPr>
               <w:t>Heuristic</w:t>
             </w:r>
@@ -2694,6 +3191,10 @@
           <w:p>
             <w:r/>
             <w:r>
+              <w:rPr>
+                <w:b w:val="0"/>
+                <w:i w:val="0"/>
+              </w:rPr>
               <w:t>A "rule of thumb" approach giving a good-enough solution where an exact one is impractical.</w:t>
             </w:r>
           </w:p>
@@ -2709,6 +3210,7 @@
             <w:r>
               <w:rPr>
                 <w:b/>
+                <w:i w:val="0"/>
               </w:rPr>
               <w:t>Big O notation</w:t>
             </w:r>
@@ -2721,6 +3223,10 @@
           <w:p>
             <w:r/>
             <w:r>
+              <w:rPr>
+                <w:b w:val="0"/>
+                <w:i w:val="0"/>
+              </w:rPr>
               <w:t>A measure of how an algorithm's time/space requirement grows with input size n.</w:t>
             </w:r>
           </w:p>
@@ -2736,6 +3242,7 @@
             <w:r>
               <w:rPr>
                 <w:b/>
+                <w:i w:val="0"/>
               </w:rPr>
               <w:t>Linear search</w:t>
             </w:r>
@@ -2748,6 +3255,10 @@
           <w:p>
             <w:r/>
             <w:r>
+              <w:rPr>
+                <w:b w:val="0"/>
+                <w:i w:val="0"/>
+              </w:rPr>
               <w:t>Checking each element in turn; O(n).</w:t>
             </w:r>
           </w:p>
@@ -2763,6 +3274,7 @@
             <w:r>
               <w:rPr>
                 <w:b/>
+                <w:i w:val="0"/>
               </w:rPr>
               <w:t>Binary search</w:t>
             </w:r>
@@ -2775,15 +3287,24 @@
           <w:p>
             <w:r/>
             <w:r>
+              <w:rPr>
+                <w:b w:val="0"/>
+                <w:i w:val="0"/>
+              </w:rPr>
               <w:t xml:space="preserve">Repeatedly halving a </w:t>
             </w:r>
             <w:r>
               <w:rPr>
+                <w:b w:val="0"/>
                 <w:i/>
               </w:rPr>
               <w:t>sorted</w:t>
             </w:r>
             <w:r>
+              <w:rPr>
+                <w:b w:val="0"/>
+                <w:i w:val="0"/>
+              </w:rPr>
               <w:t xml:space="preserve"> list; O(log n).</w:t>
             </w:r>
           </w:p>
@@ -2799,6 +3320,7 @@
             <w:r>
               <w:rPr>
                 <w:b/>
+                <w:i w:val="0"/>
               </w:rPr>
               <w:t>Bubble sort</w:t>
             </w:r>
@@ -2811,6 +3333,10 @@
           <w:p>
             <w:r/>
             <w:r>
+              <w:rPr>
+                <w:b w:val="0"/>
+                <w:i w:val="0"/>
+              </w:rPr>
               <w:t>Repeatedly swapping adjacent out-of-order elements; worst/average O(n²).</w:t>
             </w:r>
           </w:p>
@@ -2826,6 +3352,7 @@
             <w:r>
               <w:rPr>
                 <w:b/>
+                <w:i w:val="0"/>
               </w:rPr>
               <w:t>Insertion sort</w:t>
             </w:r>
@@ -2838,6 +3365,10 @@
           <w:p>
             <w:r/>
             <w:r>
+              <w:rPr>
+                <w:b w:val="0"/>
+                <w:i w:val="0"/>
+              </w:rPr>
               <w:t>Building a sorted section by inserting each element into place; worst/average O(n²).</w:t>
             </w:r>
           </w:p>
@@ -2853,6 +3384,7 @@
             <w:r>
               <w:rPr>
                 <w:b/>
+                <w:i w:val="0"/>
               </w:rPr>
               <w:t>Merge sort</w:t>
             </w:r>
@@ -2865,6 +3397,10 @@
           <w:p>
             <w:r/>
             <w:r>
+              <w:rPr>
+                <w:b w:val="0"/>
+                <w:i w:val="0"/>
+              </w:rPr>
               <w:t>Divide-and-conquer sort that splits, sorts and merges; O(n log n).</w:t>
             </w:r>
           </w:p>
@@ -2880,6 +3416,7 @@
             <w:r>
               <w:rPr>
                 <w:b/>
+                <w:i w:val="0"/>
               </w:rPr>
               <w:t>Quick sort</w:t>
             </w:r>
@@ -2892,6 +3429,10 @@
           <w:p>
             <w:r/>
             <w:r>
+              <w:rPr>
+                <w:b w:val="0"/>
+                <w:i w:val="0"/>
+              </w:rPr>
               <w:t>Divide-and-conquer sort using a pivot and partitioning; average O(n log n), worst O(n²).</w:t>
             </w:r>
           </w:p>
@@ -2907,6 +3448,7 @@
             <w:r>
               <w:rPr>
                 <w:b/>
+                <w:i w:val="0"/>
               </w:rPr>
               <w:t>Dijkstra's algorithm</w:t>
             </w:r>
@@ -2919,6 +3461,10 @@
           <w:p>
             <w:r/>
             <w:r>
+              <w:rPr>
+                <w:b w:val="0"/>
+                <w:i w:val="0"/>
+              </w:rPr>
               <w:t>Finds the shortest path from a start node to all others in a weighted graph.</w:t>
             </w:r>
           </w:p>
@@ -2934,8 +3480,9 @@
             <w:r>
               <w:rPr>
                 <w:b/>
+                <w:i w:val="0"/>
               </w:rPr>
-              <w:t>A\* algorithm</w:t>
+              <w:t>A* algorithm</w:t>
             </w:r>
           </w:p>
         </w:tc>
@@ -2946,6 +3493,10 @@
           <w:p>
             <w:r/>
             <w:r>
+              <w:rPr>
+                <w:b w:val="0"/>
+                <w:i w:val="0"/>
+              </w:rPr>
               <w:t>Shortest-path search using actual cost + a heuristic estimate to the goal.</w:t>
             </w:r>
           </w:p>
@@ -2961,6 +3512,7 @@
             <w:r>
               <w:rPr>
                 <w:b/>
+                <w:i w:val="0"/>
               </w:rPr>
               <w:t>Breadth-first traversal</w:t>
             </w:r>
@@ -2973,6 +3525,10 @@
           <w:p>
             <w:r/>
             <w:r>
+              <w:rPr>
+                <w:b w:val="0"/>
+                <w:i w:val="0"/>
+              </w:rPr>
               <w:t>Visiting all neighbours level by level (uses a queue).</w:t>
             </w:r>
           </w:p>
@@ -2988,6 +3544,7 @@
             <w:r>
               <w:rPr>
                 <w:b/>
+                <w:i w:val="0"/>
               </w:rPr>
               <w:t>Depth-first traversal</w:t>
             </w:r>
@@ -3000,6 +3557,10 @@
           <w:p>
             <w:r/>
             <w:r>
+              <w:rPr>
+                <w:b w:val="0"/>
+                <w:i w:val="0"/>
+              </w:rPr>
               <w:t>Exploring as far as possible along each branch before backtracking (uses a stack).</w:t>
             </w:r>
           </w:p>
@@ -3016,6 +3577,10 @@
     </w:p>
     <w:p>
       <w:r>
+        <w:rPr>
+          <w:b w:val="0"/>
+          <w:i w:val="0"/>
+        </w:rPr>
         <w:t>Drill these until they're automatic. Fast, accurate definitions free up thinking time for the AO2/AO3 marks that decide your grade.</w:t>
       </w:r>
     </w:p>
